--- a/papers/NewGreatWallAndDome_PolicyBrief.docx
+++ b/papers/NewGreatWallAndDome_PolicyBrief.docx
@@ -687,6 +687,24 @@
           <w:szCs w:val="21"/>
         </w:rPr>
         <w:t xml:space="preserve">Gulf financing creates no political debt. It imposes no sovereignty obligation on Lebanon or Israel. Saudi Arabia, UAE, and Qatar invest as sovereign equity partners in the economic activity that Lebanese and Israeli stability generates — receiving returns from Eastern Mediterranean energy corridors, Lebanese financial and logistics hub recovery, Israeli technology partnerships, and Gulf-Mediterranean connectivity that currently does not exist because the conflict prevents it. Lebanon and Israel are the gateway nodes of a new Middle Eastern economic architecture. The investment's justification is financial return, not political obligation.</w:t>
+      </w:r>
+    </w:p>
+    <w:p>
+      <w:pPr>
+        <w:spacing w:after="80" w:before="60"/>
+        <w:jc w:val="both"/>
+      </w:pPr>
+      <w:r>
+        <w:rPr>
+          <w:rFonts w:ascii="Arial" w:cs="Arial" w:eastAsia="Arial" w:hAnsi="Arial"/>
+          <w:b w:val="false"/>
+          <w:bCs w:val="false"/>
+          <w:i w:val="false"/>
+          <w:iCs w:val="false"/>
+          <w:sz w:val="21"/>
+          <w:szCs w:val="21"/>
+        </w:rPr>
+        <w:t xml:space="preserve">The returns are specific. Lebanon’s offshore gas resources in Blocks 4 and 9 are among the most significant undeveloped reserves in the Eastern Mediterranean — a stable Lebanon develops them as part of a coordinated energy corridor connecting Lebanese, Israeli, and Cypriot offshore production to European markets hungry for non-Russian supply. Gulf equity in that corridor infrastructure generates energy transit and development returns; Lebanon generates resource revenues that fund its own reconstruction without external debt. Pre-conflict Beirut was the Arab world’s financial, legal, and professional services center — that capacity is recoverable with stability, and Gulf equity in Beirut’s financial infrastructure receives returns from Lebanon’s recovery to its natural economic role. Lebanon’s technically educated diaspora population — the same volunteer pool that rebuilds the security architecture — is the talent base for a digital economy that Gulf sovereign capital can accelerate. On the Israeli side: a stable northern frontier removes the primary risk premium constraining Gulf-Israel economic integration in water management, precision agriculture, cybersecurity, and medical technology, while Israel’s Leviathan and Tamar gas fields open coordinated Eastern Mediterranean export architecture serving European markets. The stabilized corridor itself is gateway infrastructure of regional significance — trade routes, energy corridors, digital infrastructure, and tourism flows denied by conflict become accessible when the Lebanon-Israel frontier is a verified, stable boundary. Gulf states investing in that corridor invest in the completion of a regional economic architecture connecting their own economies to Mediterranean markets through the most direct and historically natural route.</w:t>
       </w:r>
     </w:p>
     <w:p>
